--- a/paper/submission/Cover_Letter.docx
+++ b/paper/submission/Cover_Letter.docx
@@ -182,7 +182,7 @@
         <w:t xml:space="preserve">Computers &amp; Security</w:t>
       </w:r>
       <w:r>
-        <w:t xml:space="preserve">. The declarations of competing interests, funding and the use of generative AI are included in the manuscript. Supplementary material describing the open-loop capacity of the store is provided as a separate file.</w:t>
+        <w:t xml:space="preserve">. The declarations of competing interests, funding and the use of generative AI are included in the manuscript. Supplementary material describing the open-loop capacity of the store is provided as a separate file. The code, configurations, pre-registration records and per-run results are publicly available at https://github.com/revanthreddy0906/pqc-object-store.</w:t>
       </w:r>
     </w:p>
     <w:p>
